--- a/pr-preview/pr-213/chapters/intro.docx
+++ b/pr-preview/pr-213/chapters/intro.docx
@@ -15,7 +15,7 @@
         <w:pStyle w:val="Date"/>
       </w:pPr>
       <w:r>
-        <w:t xml:space="preserve">Last modified: 2026-10-15 23:21:43 (PDT)</w:t>
+        <w:t xml:space="preserve">Last modified: 2026-10-16 00:04:38 (PDT)</w:t>
       </w:r>
     </w:p>
     <w:tbl>
@@ -421,7 +421,7 @@
       </w:r>
     </w:p>
     <w:bookmarkEnd w:id="18"/>
-    <w:bookmarkStart w:id="28" w:name="how-the-book-is-organized"/>
+    <w:bookmarkStart w:id="29" w:name="how-the-book-is-organized"/>
     <w:p>
       <w:pPr>
         <w:pStyle w:val="Heading2"/>
@@ -435,7 +435,7 @@
         <w:pStyle w:val="FirstParagraph"/>
       </w:pPr>
       <w:r>
-        <w:t xml:space="preserve">The chapters fall into five groups:</w:t>
+        <w:t xml:space="preserve">The chapters fall into six groups:</w:t>
       </w:r>
     </w:p>
     <w:p>
@@ -704,6 +704,35 @@
     </w:p>
     <w:p>
       <w:pPr>
+        <w:pStyle w:val="Compact"/>
+        <w:numPr>
+          <w:ilvl w:val="0"/>
+          <w:numId w:val="1002"/>
+        </w:numPr>
+      </w:pPr>
+      <w:r>
+        <w:t xml:space="preserve">Thinking:</w:t>
+      </w:r>
+    </w:p>
+    <w:p>
+      <w:pPr>
+        <w:pStyle w:val="Compact"/>
+        <w:numPr>
+          <w:ilvl w:val="1"/>
+          <w:numId w:val="1008"/>
+        </w:numPr>
+      </w:pPr>
+      <w:hyperlink r:id="rId27">
+        <w:r>
+          <w:rPr>
+            <w:rStyle w:val="Hyperlink"/>
+          </w:rPr>
+          <w:t xml:space="preserve">Writing to clarify your thinking</w:t>
+        </w:r>
+      </w:hyperlink>
+    </w:p>
+    <w:p>
+      <w:pPr>
         <w:pStyle w:val="FirstParagraph"/>
       </w:pPr>
       <w:r>
@@ -712,7 +741,7 @@
       <w:r>
         <w:t xml:space="preserve"> </w:t>
       </w:r>
-      <w:hyperlink r:id="rId27">
+      <w:hyperlink r:id="rId28">
         <w:r>
           <w:rPr>
             <w:rStyle w:val="Hyperlink"/>
@@ -733,8 +762,8 @@
         <w:t xml:space="preserve">as a checklist for revising a draft.</w:t>
       </w:r>
     </w:p>
-    <w:bookmarkEnd w:id="28"/>
-    <w:bookmarkStart w:id="29" w:name="how-to-read-the-book"/>
+    <w:bookmarkEnd w:id="29"/>
+    <w:bookmarkStart w:id="30" w:name="how-to-read-the-book"/>
     <w:p>
       <w:pPr>
         <w:pStyle w:val="Heading2"/>
@@ -871,7 +900,7 @@
       <w:r>
         <w:t xml:space="preserve"> </w:t>
       </w:r>
-      <w:hyperlink r:id="rId27">
+      <w:hyperlink r:id="rId28">
         <w:r>
           <w:rPr>
             <w:rStyle w:val="Hyperlink"/>
@@ -886,8 +915,8 @@
         <w:t xml:space="preserve">checklist when you revise.</w:t>
       </w:r>
     </w:p>
-    <w:bookmarkEnd w:id="29"/>
-    <w:bookmarkStart w:id="34" w:name="sec-further-reading"/>
+    <w:bookmarkEnd w:id="30"/>
+    <w:bookmarkStart w:id="35" w:name="sec-further-reading"/>
     <w:p>
       <w:pPr>
         <w:pStyle w:val="Heading2"/>
@@ -909,7 +938,7 @@
         <w:pStyle w:val="Compact"/>
         <w:numPr>
           <w:ilvl w:val="0"/>
-          <w:numId w:val="1008"/>
+          <w:numId w:val="1009"/>
         </w:numPr>
       </w:pPr>
       <w:r>
@@ -927,7 +956,7 @@
         <w:pStyle w:val="Compact"/>
         <w:numPr>
           <w:ilvl w:val="0"/>
-          <w:numId w:val="1008"/>
+          <w:numId w:val="1009"/>
         </w:numPr>
       </w:pPr>
       <w:r>
@@ -967,7 +996,7 @@
         <w:pStyle w:val="Compact"/>
         <w:numPr>
           <w:ilvl w:val="0"/>
-          <w:numId w:val="1008"/>
+          <w:numId w:val="1009"/>
         </w:numPr>
       </w:pPr>
       <w:r>
@@ -985,10 +1014,10 @@
         <w:pStyle w:val="Compact"/>
         <w:numPr>
           <w:ilvl w:val="0"/>
-          <w:numId w:val="1008"/>
+          <w:numId w:val="1009"/>
         </w:numPr>
       </w:pPr>
-      <w:hyperlink r:id="rId30">
+      <w:hyperlink r:id="rId31">
         <w:r>
           <w:rPr>
             <w:rStyle w:val="Hyperlink"/>
@@ -1072,12 +1101,12 @@
                 <wp:inline>
                   <wp:extent cx="152400" cy="152400"/>
                   <wp:effectExtent b="0" l="0" r="0" t="0"/>
-                  <wp:docPr descr="" title="" id="31" name="Picture"/>
+                  <wp:docPr descr="" title="" id="32" name="Picture"/>
                   <a:graphic>
                     <a:graphicData uri="http://schemas.openxmlformats.org/drawingml/2006/picture">
                       <pic:pic>
                         <pic:nvPicPr>
-                          <pic:cNvPr descr="/opt/quarto/share/formats/docx/note.png" id="32" name="Picture"/>
+                          <pic:cNvPr descr="/opt/quarto/share/formats/docx/note.png" id="33" name="Picture"/>
                           <pic:cNvPicPr>
                             <a:picLocks noChangeArrowheads="1" noChangeAspect="1"/>
                           </pic:cNvPicPr>
@@ -1145,7 +1174,7 @@
             <w:r>
               <w:t xml:space="preserve"> </w:t>
             </w:r>
-            <w:hyperlink r:id="rId33">
+            <w:hyperlink r:id="rId34">
               <w:r>
                 <w:rPr>
                   <w:rStyle w:val="Hyperlink"/>
@@ -1164,8 +1193,8 @@
         </w:tc>
       </w:tr>
     </w:tbl>
-    <w:bookmarkEnd w:id="34"/>
-    <w:bookmarkStart w:id="43" w:name="contributing"/>
+    <w:bookmarkEnd w:id="35"/>
+    <w:bookmarkStart w:id="44" w:name="contributing"/>
     <w:p>
       <w:pPr>
         <w:pStyle w:val="Heading2"/>
@@ -1196,7 +1225,7 @@
       <w:r>
         <w:t xml:space="preserve"> </w:t>
       </w:r>
-      <w:hyperlink r:id="rId35">
+      <w:hyperlink r:id="rId36">
         <w:r>
           <w:rPr>
             <w:rStyle w:val="Hyperlink"/>
@@ -1208,8 +1237,8 @@
         <w:t xml:space="preserve">.</w:t>
       </w:r>
     </w:p>
-    <w:bookmarkStart w:id="42" w:name="refs"/>
-    <w:bookmarkStart w:id="37" w:name="ref-luby2022pathway"/>
+    <w:bookmarkStart w:id="43" w:name="refs"/>
+    <w:bookmarkStart w:id="38" w:name="ref-luby2022pathway"/>
     <w:p>
       <w:pPr>
         <w:pStyle w:val="Bibliography"/>
@@ -1233,7 +1262,7 @@
       <w:r>
         <w:t xml:space="preserve"> </w:t>
       </w:r>
-      <w:hyperlink r:id="rId36">
+      <w:hyperlink r:id="rId37">
         <w:r>
           <w:rPr>
             <w:rStyle w:val="Hyperlink"/>
@@ -1245,8 +1274,8 @@
         <w:t xml:space="preserve">.</w:t>
       </w:r>
     </w:p>
-    <w:bookmarkEnd w:id="37"/>
-    <w:bookmarkStart w:id="39" w:name="ref-natphys2007elements"/>
+    <w:bookmarkEnd w:id="38"/>
+    <w:bookmarkStart w:id="40" w:name="ref-natphys2007elements"/>
     <w:p>
       <w:pPr>
         <w:pStyle w:val="Bibliography"/>
@@ -1279,7 +1308,7 @@
       <w:r>
         <w:t xml:space="preserve"> </w:t>
       </w:r>
-      <w:hyperlink r:id="rId38">
+      <w:hyperlink r:id="rId39">
         <w:r>
           <w:rPr>
             <w:rStyle w:val="Hyperlink"/>
@@ -1291,8 +1320,8 @@
         <w:t xml:space="preserve">.</w:t>
       </w:r>
     </w:p>
-    <w:bookmarkEnd w:id="39"/>
-    <w:bookmarkStart w:id="41" w:name="ref-savage2019"/>
+    <w:bookmarkEnd w:id="40"/>
+    <w:bookmarkStart w:id="42" w:name="ref-savage2019"/>
     <w:p>
       <w:pPr>
         <w:pStyle w:val="Bibliography"/>
@@ -1334,7 +1363,7 @@
       <w:r>
         <w:t xml:space="preserve"> </w:t>
       </w:r>
-      <w:hyperlink r:id="rId40">
+      <w:hyperlink r:id="rId41">
         <w:r>
           <w:rPr>
             <w:rStyle w:val="Hyperlink"/>
@@ -1346,9 +1375,9 @@
         <w:t xml:space="preserve">.</w:t>
       </w:r>
     </w:p>
-    <w:bookmarkEnd w:id="41"/>
     <w:bookmarkEnd w:id="42"/>
     <w:bookmarkEnd w:id="43"/>
+    <w:bookmarkEnd w:id="44"/>
     <w:sectPr>
       <w:footnotePr>
         <w:numRestart w:val="eachSect"/>
@@ -1587,6 +1616,9 @@
     <w:abstractNumId w:val="991"/>
   </w:num>
   <w:num w:numId="1008">
+    <w:abstractNumId w:val="991"/>
+  </w:num>
+  <w:num w:numId="1009">
     <w:abstractNumId w:val="991"/>
   </w:num>
 </w:numbering>

--- a/pr-preview/pr-213/chapters/intro.docx
+++ b/pr-preview/pr-213/chapters/intro.docx
@@ -15,7 +15,7 @@
         <w:pStyle w:val="Date"/>
       </w:pPr>
       <w:r>
-        <w:t xml:space="preserve">Last modified: 2026-10-16 00:04:38 (PDT)</w:t>
+        <w:t xml:space="preserve">Last modified: 2026-10-16 00:10:54 (PDT)</w:t>
       </w:r>
     </w:p>
     <w:tbl>
@@ -916,7 +916,7 @@
       </w:r>
     </w:p>
     <w:bookmarkEnd w:id="30"/>
-    <w:bookmarkStart w:id="35" w:name="sec-further-reading"/>
+    <w:bookmarkStart w:id="36" w:name="sec-further-reading"/>
     <w:p>
       <w:pPr>
         <w:pStyle w:val="Heading2"/>
@@ -1169,7 +1169,7 @@
               <w:spacing w:before="16" w:after="16"/>
             </w:pPr>
             <w:r>
-              <w:t xml:space="preserve">This list began in the</w:t>
+              <w:t xml:space="preserve">This list traces back to the</w:t>
             </w:r>
             <w:r>
               <w:t xml:space="preserve"> </w:t>
@@ -1188,13 +1188,36 @@
             <w:r>
               <w:t xml:space="preserve">by Jade Benjamin-Chung.</w:t>
             </w:r>
+            <w:r>
+              <w:t xml:space="preserve"> </w:t>
+            </w:r>
+            <w:r>
+              <w:t xml:space="preserve">The</w:t>
+            </w:r>
+            <w:r>
+              <w:t xml:space="preserve"> </w:t>
+            </w:r>
+            <w:hyperlink r:id="rId35">
+              <w:r>
+                <w:rPr>
+                  <w:rStyle w:val="Hyperlink"/>
+                </w:rPr>
+                <w:t xml:space="preserve">Resources chapter</w:t>
+              </w:r>
+            </w:hyperlink>
+            <w:r>
+              <w:t xml:space="preserve"> </w:t>
+            </w:r>
+            <w:r>
+              <w:t xml:space="preserve">of the UCD-SERG lab manual has a related list.</w:t>
+            </w:r>
           </w:p>
           <w:p/>
         </w:tc>
       </w:tr>
     </w:tbl>
-    <w:bookmarkEnd w:id="35"/>
-    <w:bookmarkStart w:id="44" w:name="contributing"/>
+    <w:bookmarkEnd w:id="36"/>
+    <w:bookmarkStart w:id="45" w:name="contributing"/>
     <w:p>
       <w:pPr>
         <w:pStyle w:val="Heading2"/>
@@ -1225,7 +1248,7 @@
       <w:r>
         <w:t xml:space="preserve"> </w:t>
       </w:r>
-      <w:hyperlink r:id="rId36">
+      <w:hyperlink r:id="rId37">
         <w:r>
           <w:rPr>
             <w:rStyle w:val="Hyperlink"/>
@@ -1237,8 +1260,8 @@
         <w:t xml:space="preserve">.</w:t>
       </w:r>
     </w:p>
-    <w:bookmarkStart w:id="43" w:name="refs"/>
-    <w:bookmarkStart w:id="38" w:name="ref-luby2022pathway"/>
+    <w:bookmarkStart w:id="44" w:name="refs"/>
+    <w:bookmarkStart w:id="39" w:name="ref-luby2022pathway"/>
     <w:p>
       <w:pPr>
         <w:pStyle w:val="Bibliography"/>
@@ -1262,7 +1285,7 @@
       <w:r>
         <w:t xml:space="preserve"> </w:t>
       </w:r>
-      <w:hyperlink r:id="rId37">
+      <w:hyperlink r:id="rId38">
         <w:r>
           <w:rPr>
             <w:rStyle w:val="Hyperlink"/>
@@ -1274,8 +1297,8 @@
         <w:t xml:space="preserve">.</w:t>
       </w:r>
     </w:p>
-    <w:bookmarkEnd w:id="38"/>
-    <w:bookmarkStart w:id="40" w:name="ref-natphys2007elements"/>
+    <w:bookmarkEnd w:id="39"/>
+    <w:bookmarkStart w:id="41" w:name="ref-natphys2007elements"/>
     <w:p>
       <w:pPr>
         <w:pStyle w:val="Bibliography"/>
@@ -1308,7 +1331,7 @@
       <w:r>
         <w:t xml:space="preserve"> </w:t>
       </w:r>
-      <w:hyperlink r:id="rId39">
+      <w:hyperlink r:id="rId40">
         <w:r>
           <w:rPr>
             <w:rStyle w:val="Hyperlink"/>
@@ -1320,8 +1343,8 @@
         <w:t xml:space="preserve">.</w:t>
       </w:r>
     </w:p>
-    <w:bookmarkEnd w:id="40"/>
-    <w:bookmarkStart w:id="42" w:name="ref-savage2019"/>
+    <w:bookmarkEnd w:id="41"/>
+    <w:bookmarkStart w:id="43" w:name="ref-savage2019"/>
     <w:p>
       <w:pPr>
         <w:pStyle w:val="Bibliography"/>
@@ -1363,7 +1386,7 @@
       <w:r>
         <w:t xml:space="preserve"> </w:t>
       </w:r>
-      <w:hyperlink r:id="rId41">
+      <w:hyperlink r:id="rId42">
         <w:r>
           <w:rPr>
             <w:rStyle w:val="Hyperlink"/>
@@ -1375,9 +1398,9 @@
         <w:t xml:space="preserve">.</w:t>
       </w:r>
     </w:p>
-    <w:bookmarkEnd w:id="42"/>
     <w:bookmarkEnd w:id="43"/>
     <w:bookmarkEnd w:id="44"/>
+    <w:bookmarkEnd w:id="45"/>
     <w:sectPr>
       <w:footnotePr>
         <w:numRestart w:val="eachSect"/>

--- a/pr-preview/pr-213/chapters/intro.docx
+++ b/pr-preview/pr-213/chapters/intro.docx
@@ -15,7 +15,7 @@
         <w:pStyle w:val="Date"/>
       </w:pPr>
       <w:r>
-        <w:t xml:space="preserve">Last modified: 2026-10-16 00:10:54 (PDT)</w:t>
+        <w:t xml:space="preserve">Last modified: 2026-10-16 00:21:53 (PDT)</w:t>
       </w:r>
     </w:p>
     <w:tbl>
@@ -1209,7 +1209,7 @@
               <w:t xml:space="preserve"> </w:t>
             </w:r>
             <w:r>
-              <w:t xml:space="preserve">of the UCD-SERG lab manual has a related list.</w:t>
+              <w:t xml:space="preserve">of the UCD-SERG lab manual has a version of this list.</w:t>
             </w:r>
           </w:p>
           <w:p/>

--- a/pr-preview/pr-213/chapters/intro.docx
+++ b/pr-preview/pr-213/chapters/intro.docx
@@ -15,7 +15,7 @@
         <w:pStyle w:val="Date"/>
       </w:pPr>
       <w:r>
-        <w:t xml:space="preserve">Last modified: 2026-10-16 00:21:53 (PDT)</w:t>
+        <w:t xml:space="preserve">Last modified: 2026-10-16 00:27:15 (PDT)</w:t>
       </w:r>
     </w:p>
     <w:tbl>

--- a/pr-preview/pr-213/chapters/intro.docx
+++ b/pr-preview/pr-213/chapters/intro.docx
@@ -15,7 +15,7 @@
         <w:pStyle w:val="Date"/>
       </w:pPr>
       <w:r>
-        <w:t xml:space="preserve">Last modified: 2026-10-16 00:27:15 (PDT)</w:t>
+        <w:t xml:space="preserve">Last modified: 2026-10-16 00:38:59 (PDT)</w:t>
       </w:r>
     </w:p>
     <w:tbl>
@@ -1188,34 +1188,36 @@
             <w:r>
               <w:t xml:space="preserve">by Jade Benjamin-Chung.</w:t>
             </w:r>
-            <w:r>
-              <w:t xml:space="preserve"> </w:t>
-            </w:r>
-            <w:r>
-              <w:t xml:space="preserve">The</w:t>
-            </w:r>
-            <w:r>
-              <w:t xml:space="preserve"> </w:t>
-            </w:r>
-            <w:hyperlink r:id="rId35">
-              <w:r>
-                <w:rPr>
-                  <w:rStyle w:val="Hyperlink"/>
-                </w:rPr>
-                <w:t xml:space="preserve">Resources chapter</w:t>
-              </w:r>
-            </w:hyperlink>
-            <w:r>
-              <w:t xml:space="preserve"> </w:t>
-            </w:r>
-            <w:r>
-              <w:t xml:space="preserve">of the UCD-SERG lab manual has a version of this list.</w:t>
-            </w:r>
           </w:p>
           <w:p/>
         </w:tc>
       </w:tr>
     </w:tbl>
+    <w:p>
+      <w:pPr>
+        <w:pStyle w:val="BodyText"/>
+      </w:pPr>
+      <w:r>
+        <w:t xml:space="preserve">For further reading, see the</w:t>
+      </w:r>
+      <w:r>
+        <w:t xml:space="preserve"> </w:t>
+      </w:r>
+      <w:hyperlink r:id="rId35">
+        <w:r>
+          <w:rPr>
+            <w:rStyle w:val="Hyperlink"/>
+          </w:rPr>
+          <w:t xml:space="preserve">Resources chapter</w:t>
+        </w:r>
+      </w:hyperlink>
+      <w:r>
+        <w:t xml:space="preserve"> </w:t>
+      </w:r>
+      <w:r>
+        <w:t xml:space="preserve">of the UCD-SERG lab manual.</w:t>
+      </w:r>
+    </w:p>
     <w:bookmarkEnd w:id="36"/>
     <w:bookmarkStart w:id="45" w:name="contributing"/>
     <w:p>

--- a/pr-preview/pr-213/chapters/intro.docx
+++ b/pr-preview/pr-213/chapters/intro.docx
@@ -15,7 +15,7 @@
         <w:pStyle w:val="Date"/>
       </w:pPr>
       <w:r>
-        <w:t xml:space="preserve">Last modified: 2026-10-16 00:38:59 (PDT)</w:t>
+        <w:t xml:space="preserve">Last modified: 2026-10-16 00:47:33 (PDT)</w:t>
       </w:r>
     </w:p>
     <w:tbl>

--- a/pr-preview/pr-213/chapters/intro.docx
+++ b/pr-preview/pr-213/chapters/intro.docx
@@ -15,7 +15,7 @@
         <w:pStyle w:val="Date"/>
       </w:pPr>
       <w:r>
-        <w:t xml:space="preserve">Last modified: 2026-10-16 00:47:33 (PDT)</w:t>
+        <w:t xml:space="preserve">Last modified: 2026-10-16 05:05:17 (PDT)</w:t>
       </w:r>
     </w:p>
     <w:tbl>
